--- a/작업일지/35주차.docx
+++ b/작업일지/35주차.docx
@@ -549,7 +549,22 @@
           <w:tcPr>
             <w:tcW w:w="9214" w:type="dxa"/>
           </w:tcPr>
-          <w:p/>
+          <w:p>
+            <w:pPr>
+              <w:rPr>
+                <w:rFonts w:hint="eastAsia"/>
+              </w:rPr>
+            </w:pPr>
+            <w:r>
+              <w:rPr>
+                <w:rFonts w:hint="eastAsia"/>
+              </w:rPr>
+              <w:t>- 시험 기간</w:t>
+            </w:r>
+            <w:r>
+              <w:t>…</w:t>
+            </w:r>
+          </w:p>
         </w:tc>
       </w:tr>
     </w:tbl>
@@ -636,11 +651,6 @@
             <w:tcW w:w="9214" w:type="dxa"/>
           </w:tcPr>
           <w:p>
-            <w:pPr>
-              <w:rPr>
-                <w:rFonts w:hint="eastAsia"/>
-              </w:rPr>
-            </w:pPr>
             <w:r>
               <w:rPr>
                 <w:rFonts w:hint="eastAsia"/>
@@ -676,7 +686,22 @@
           <w:tcPr>
             <w:tcW w:w="9214" w:type="dxa"/>
           </w:tcPr>
-          <w:p/>
+          <w:p>
+            <w:pPr>
+              <w:rPr>
+                <w:rFonts w:hint="eastAsia"/>
+              </w:rPr>
+            </w:pPr>
+            <w:r>
+              <w:rPr>
+                <w:rFonts w:hint="eastAsia"/>
+              </w:rPr>
+              <w:t>- 시험 기간</w:t>
+            </w:r>
+            <w:r>
+              <w:t>…</w:t>
+            </w:r>
+          </w:p>
         </w:tc>
       </w:tr>
     </w:tbl>
